--- a/public/templates/protocol-instrument-oq.docx
+++ b/public/templates/protocol-instrument-oq.docx
@@ -712,7 +712,7 @@
         <w:t>Instrument category (USP &lt;1058&gt;)</w:t>
       </w:r>
       <w:r>
-        <w:t>: the risk-based grouping (Group A, B, C) that sets the depth of qualification; Group C computerized analytical instruments such as a chromatograph with a data system carry the full OQ.</w:t>
+        <w:t>: the tier assigned to an instrument under the USP &lt;1058&gt; risk-based scheme, which scales how much qualification an instrument needs to its complexity. The most complex tier covers software-driven analytical systems, for example a chromatograph paired with a data system, and these get the full module-by-module OQ in this protocol; refer to the current chapter for the tier names and how to assign them.</w:t>
       </w:r>
     </w:p>
     <w:p>
